--- a/extrakty/doc/TC278WG4/extract_14823_(2008).docx
+++ b/extrakty/doc/TC278WG4/extract_14823_(2008).docx
@@ -2483,7 +2483,7 @@
                 <w:sz w:val="18"/>
                 <w:szCs w:val="18"/>
               </w:rPr>
-              <w:t xml:space="preserve">&amp; Lenght, </w:t>
+              <w:t xml:space="preserve">&amp; Length, </w:t>
             </w:r>
             <w:r>
               <w:rPr>
@@ -2498,7 +2498,7 @@
                 <w:sz w:val="18"/>
                 <w:szCs w:val="18"/>
               </w:rPr>
-              <w:t xml:space="preserve"> – ADL – Applicable distance &amp; Lenght a </w:t>
+              <w:t xml:space="preserve"> – ADL – Applicable distance &amp; Length a </w:t>
             </w:r>
             <w:r>
               <w:rPr>

--- a/extrakty/doc/TC278WG4/extract_14823_(2008).docx
+++ b/extrakty/doc/TC278WG4/extract_14823_(2008).docx
@@ -247,6 +247,16 @@
       <w:r>
         <w:rPr/>
         <w:t>).</w:t>
+      </w:r>
+    </w:p>
+    <w:p>
+      <w:pPr>
+        <w:pStyle w:val="Textnormy"/>
+        <w:rPr/>
+      </w:pPr>
+      <w:r>
+        <w:rPr/>
+        <w:t xml:space="preserve">Poznámka: Extrakt uvádí vybrané kapitoly popisovaného dokumentu a přejímá původní číslování kapitol.</w:t>
       </w:r>
     </w:p>
     <w:p>
@@ -1863,6 +1873,16 @@
     <w:p>
       <w:pPr>
         <w:pStyle w:val="Textnormy"/>
+        <w:rPr/>
+      </w:pPr>
+      <w:r>
+        <w:rPr/>
+        <w:t xml:space="preserve">Další termíny a zkratky z oboru ITS jsou obsaženy ve slovníku ITS terminology (www.ITSterminology.org).</w:t>
+      </w:r>
+    </w:p>
+    <w:p>
+      <w:pPr>
+        <w:pStyle w:val="Textnormy"/>
         <w:rPr>
           <w:b/>
           <w:sz w:val="22"/>
@@ -3410,7 +3430,7 @@
             </wp:cNvGraphicFramePr>
             <a:graphic xmlns:a="http://schemas.openxmlformats.org/drawingml/2006/main">
               <a:graphicData uri="http://schemas.openxmlformats.org/drawingml/2006/picture">
-                <pic:pic xmlns:pic="http://schemas.openxmlformats.org/drawingml/2006/picture">
+                <pic:pic>
                   <pic:nvPicPr>
                     <pic:cNvPr id="1" name="Image1"/>
                     <pic:cNvPicPr>
@@ -3475,7 +3495,7 @@
             </wp:cNvGraphicFramePr>
             <a:graphic xmlns:a="http://schemas.openxmlformats.org/drawingml/2006/main">
               <a:graphicData uri="http://schemas.openxmlformats.org/drawingml/2006/picture">
-                <pic:pic xmlns:pic="http://schemas.openxmlformats.org/drawingml/2006/picture">
+                <pic:pic>
                   <pic:nvPicPr>
                     <pic:cNvPr id="2" name="Image2"/>
                     <pic:cNvPicPr>
@@ -3555,7 +3575,7 @@
             </wp:cNvGraphicFramePr>
             <a:graphic xmlns:a="http://schemas.openxmlformats.org/drawingml/2006/main">
               <a:graphicData uri="http://schemas.openxmlformats.org/drawingml/2006/picture">
-                <pic:pic xmlns:pic="http://schemas.openxmlformats.org/drawingml/2006/picture">
+                <pic:pic>
                   <pic:nvPicPr>
                     <pic:cNvPr id="3" name="Image3"/>
                     <pic:cNvPicPr>
@@ -3653,7 +3673,7 @@
             </wp:cNvGraphicFramePr>
             <a:graphic xmlns:a="http://schemas.openxmlformats.org/drawingml/2006/main">
               <a:graphicData uri="http://schemas.openxmlformats.org/drawingml/2006/picture">
-                <pic:pic xmlns:pic="http://schemas.openxmlformats.org/drawingml/2006/picture">
+                <pic:pic>
                   <pic:nvPicPr>
                     <pic:cNvPr id="4" name="Image4"/>
                     <pic:cNvPicPr>

--- a/extrakty/doc/TC278WG4/extract_14823_(2008).docx
+++ b/extrakty/doc/TC278WG4/extract_14823_(2008).docx
@@ -25,7 +25,7 @@
           <w:sz w:val="40"/>
           <w:szCs w:val="40"/>
         </w:rPr>
-        <w:t>EXTRAKT z české technické normy</w:t>
+        <w:t xml:space="preserve">EXTRAKT z technické specifikace CEN</w:t>
       </w:r>
     </w:p>
     <w:p>
@@ -129,7 +129,7 @@
             </w:pPr>
             <w:r>
               <w:rPr/>
-              <w:t>ČSN CEN TS 14823</w:t>
+              <w:t xml:space="preserve">CEN ISO/TS 14823</w:t>
               <w:br/>
             </w:r>
           </w:p>
@@ -141,7 +141,7 @@
             </w:pPr>
             <w:r>
               <w:rPr/>
-              <w:t>01 8255</w:t>
+              <w:t xml:space="preserve"/>
             </w:r>
           </w:p>
         </w:tc>
@@ -158,7 +158,7 @@
       <w:r>
         <w:rPr/>
         <w:tab/>
-        <w:t>184 stran</w:t>
+        <w:t xml:space="preserve">Vydána 2008, 181 stran</w:t>
       </w:r>
     </w:p>
     <w:p>
